--- a/Seminarski rad.docx
+++ b/Seminarski rad.docx
@@ -259,17 +259,6 @@
     </w:p>
     <w:p>
       <w:pPr>
-        <w:jc w:val="center"/>
-        <w:rPr>
-          <w:rFonts w:ascii="Times New Roman" w:hAnsi="Times New Roman" w:cs="Times New Roman"/>
-          <w:sz w:val="28"/>
-          <w:szCs w:val="28"/>
-          <w:lang w:val="sr-Latn-RS"/>
-        </w:rPr>
-      </w:pPr>
-    </w:p>
-    <w:p>
-      <w:pPr>
         <w:rPr>
           <w:rFonts w:ascii="Times New Roman" w:hAnsi="Times New Roman" w:cs="Times New Roman"/>
           <w:sz w:val="28"/>
@@ -322,18 +311,26 @@
           <w:szCs w:val="28"/>
           <w:lang w:val="sr-Latn-RS"/>
         </w:rPr>
-        <w:t xml:space="preserve">                                                                           Mirnesa Čalaković, </w:t>
+        <w:t xml:space="preserve">                                                                  </w:t>
       </w:r>
-    </w:p>
-    <w:p>
-      <w:pPr>
-        <w:rPr>
-          <w:rFonts w:ascii="Times New Roman" w:hAnsi="Times New Roman" w:cs="Times New Roman"/>
-          <w:sz w:val="28"/>
-          <w:szCs w:val="28"/>
-          <w:lang w:val="sr-Latn-RS"/>
-        </w:rPr>
-      </w:pPr>
+      <w:r>
+        <w:rPr>
+          <w:rFonts w:ascii="Times New Roman" w:hAnsi="Times New Roman" w:cs="Times New Roman"/>
+          <w:sz w:val="28"/>
+          <w:szCs w:val="28"/>
+          <w:lang w:val="sr-Latn-RS"/>
+        </w:rPr>
+        <w:t xml:space="preserve">         </w:t>
+      </w:r>
+      <w:r>
+        <w:rPr>
+          <w:rFonts w:ascii="Times New Roman" w:hAnsi="Times New Roman" w:cs="Times New Roman"/>
+          <w:sz w:val="28"/>
+          <w:szCs w:val="28"/>
+          <w:lang w:val="sr-Latn-RS"/>
+        </w:rPr>
+        <w:t xml:space="preserve">Mirnesa Čalaković, </w:t>
+      </w:r>
     </w:p>
     <w:p>
       <w:pPr>
@@ -345,6 +342,17 @@
           <w:lang w:val="sr-Latn-RS"/>
         </w:rPr>
       </w:pPr>
+    </w:p>
+    <w:p>
+      <w:pPr>
+        <w:jc w:val="center"/>
+        <w:rPr>
+          <w:rFonts w:ascii="Times New Roman" w:hAnsi="Times New Roman" w:cs="Times New Roman"/>
+          <w:sz w:val="28"/>
+          <w:szCs w:val="28"/>
+          <w:lang w:val="sr-Latn-RS"/>
+        </w:rPr>
+      </w:pPr>
       <w:r>
         <w:rPr>
           <w:rFonts w:ascii="Times New Roman" w:hAnsi="Times New Roman" w:cs="Times New Roman"/>
@@ -352,7 +360,6 @@
           <w:szCs w:val="28"/>
           <w:lang w:val="sr-Latn-RS"/>
         </w:rPr>
-        <w:lastRenderedPageBreak/>
         <w:t>Novi Pazar, jun 2026.</w:t>
       </w:r>
     </w:p>
@@ -388,7 +395,6 @@
               <w:color w:val="auto"/>
             </w:rPr>
           </w:pPr>
-          <w:proofErr w:type="spellStart"/>
           <w:r>
             <w:rPr>
               <w:rFonts w:ascii="Times New Roman" w:hAnsi="Times New Roman" w:cs="Times New Roman"/>
@@ -396,7 +402,6 @@
             </w:rPr>
             <w:t>Sadržaj</w:t>
           </w:r>
-          <w:proofErr w:type="spellEnd"/>
         </w:p>
         <w:p/>
         <w:p>
